--- a/Peer-to-peer learning platform documentation.docx
+++ b/Peer-to-peer learning platform documentation.docx
@@ -1145,12 +1145,21 @@
           <w:szCs w:val="24"/>
         </w:rPr>
       </w:pPr>
-      <w:r>
-        <w:rPr>
-          <w:sz w:val="24"/>
-          <w:szCs w:val="24"/>
-        </w:rPr>
-        <w:t>Analyze session feedback and ratings.</w:t>
+      <w:proofErr w:type="spellStart"/>
+      <w:r>
+        <w:rPr>
+          <w:sz w:val="24"/>
+          <w:szCs w:val="24"/>
+        </w:rPr>
+        <w:t>Analyze</w:t>
+      </w:r>
+      <w:proofErr w:type="spellEnd"/>
+      <w:r>
+        <w:rPr>
+          <w:sz w:val="24"/>
+          <w:szCs w:val="24"/>
+        </w:rPr>
+        <w:t xml:space="preserve"> session feedback and ratings.</w:t>
       </w:r>
     </w:p>
     <w:p>
@@ -1772,7 +1781,23 @@
           <w:sz w:val="24"/>
           <w:szCs w:val="24"/>
         </w:rPr>
-        <w:t>Socket.io for signaling and session control</w:t>
+        <w:t xml:space="preserve">Socket.io for </w:t>
+      </w:r>
+      <w:proofErr w:type="spellStart"/>
+      <w:r>
+        <w:rPr>
+          <w:sz w:val="24"/>
+          <w:szCs w:val="24"/>
+        </w:rPr>
+        <w:t>signaling</w:t>
+      </w:r>
+      <w:proofErr w:type="spellEnd"/>
+      <w:r>
+        <w:rPr>
+          <w:sz w:val="24"/>
+          <w:szCs w:val="24"/>
+        </w:rPr>
+        <w:t xml:space="preserve"> and session control</w:t>
       </w:r>
     </w:p>
     <w:p>
@@ -2002,14 +2027,15 @@
           <w:sz w:val="24"/>
           <w:szCs w:val="24"/>
         </w:rPr>
-        <w:t>Main Tables:</w:t>
-      </w:r>
-    </w:p>
-    <w:p>
-      <w:pPr>
+        <w:t>Tables:</w:t>
+      </w:r>
+    </w:p>
+    <w:p>
+      <w:pPr>
+        <w:pStyle w:val="ListParagraph"/>
         <w:numPr>
           <w:ilvl w:val="0"/>
-          <w:numId w:val="16"/>
+          <w:numId w:val="22"/>
         </w:numPr>
         <w:jc w:val="both"/>
         <w:rPr>
@@ -2027,29 +2053,68 @@
     </w:p>
     <w:p>
       <w:pPr>
+        <w:pStyle w:val="ListParagraph"/>
         <w:numPr>
           <w:ilvl w:val="0"/>
-          <w:numId w:val="16"/>
-        </w:numPr>
-        <w:jc w:val="both"/>
-        <w:rPr>
-          <w:sz w:val="24"/>
-          <w:szCs w:val="24"/>
-        </w:rPr>
-      </w:pPr>
-      <w:r>
-        <w:rPr>
-          <w:sz w:val="24"/>
-          <w:szCs w:val="24"/>
-        </w:rPr>
-        <w:t>Skills</w:t>
-      </w:r>
-    </w:p>
-    <w:p>
-      <w:pPr>
+          <w:numId w:val="22"/>
+        </w:numPr>
+        <w:jc w:val="both"/>
+        <w:rPr>
+          <w:sz w:val="24"/>
+          <w:szCs w:val="24"/>
+        </w:rPr>
+      </w:pPr>
+      <w:proofErr w:type="spellStart"/>
+      <w:r>
+        <w:rPr>
+          <w:sz w:val="24"/>
+          <w:szCs w:val="24"/>
+        </w:rPr>
+        <w:t>User_</w:t>
+      </w:r>
+      <w:r>
+        <w:rPr>
+          <w:sz w:val="24"/>
+          <w:szCs w:val="24"/>
+        </w:rPr>
+        <w:t>S</w:t>
+      </w:r>
+      <w:r>
+        <w:rPr>
+          <w:sz w:val="24"/>
+          <w:szCs w:val="24"/>
+        </w:rPr>
+        <w:t>kills</w:t>
+      </w:r>
+      <w:proofErr w:type="spellEnd"/>
+    </w:p>
+    <w:p>
+      <w:pPr>
+        <w:pStyle w:val="ListParagraph"/>
         <w:numPr>
           <w:ilvl w:val="0"/>
-          <w:numId w:val="16"/>
+          <w:numId w:val="22"/>
+        </w:numPr>
+        <w:jc w:val="both"/>
+        <w:rPr>
+          <w:sz w:val="24"/>
+          <w:szCs w:val="24"/>
+        </w:rPr>
+      </w:pPr>
+      <w:r>
+        <w:rPr>
+          <w:sz w:val="24"/>
+          <w:szCs w:val="24"/>
+        </w:rPr>
+        <w:t>Skill</w:t>
+      </w:r>
+    </w:p>
+    <w:p>
+      <w:pPr>
+        <w:pStyle w:val="ListParagraph"/>
+        <w:numPr>
+          <w:ilvl w:val="0"/>
+          <w:numId w:val="22"/>
         </w:numPr>
         <w:jc w:val="both"/>
         <w:rPr>
@@ -2067,16 +2132,41 @@
     </w:p>
     <w:p>
       <w:pPr>
+        <w:pStyle w:val="ListParagraph"/>
         <w:numPr>
           <w:ilvl w:val="0"/>
-          <w:numId w:val="16"/>
-        </w:numPr>
-        <w:jc w:val="both"/>
-        <w:rPr>
-          <w:sz w:val="24"/>
-          <w:szCs w:val="24"/>
-        </w:rPr>
-      </w:pPr>
+          <w:numId w:val="22"/>
+        </w:numPr>
+        <w:jc w:val="both"/>
+        <w:rPr>
+          <w:sz w:val="24"/>
+          <w:szCs w:val="24"/>
+        </w:rPr>
+      </w:pPr>
+      <w:proofErr w:type="spellStart"/>
+      <w:r>
+        <w:rPr>
+          <w:sz w:val="24"/>
+          <w:szCs w:val="24"/>
+        </w:rPr>
+        <w:t>Session_Booking</w:t>
+      </w:r>
+      <w:proofErr w:type="spellEnd"/>
+    </w:p>
+    <w:p>
+      <w:pPr>
+        <w:pStyle w:val="ListParagraph"/>
+        <w:numPr>
+          <w:ilvl w:val="0"/>
+          <w:numId w:val="22"/>
+        </w:numPr>
+        <w:jc w:val="both"/>
+        <w:rPr>
+          <w:sz w:val="24"/>
+          <w:szCs w:val="24"/>
+        </w:rPr>
+      </w:pPr>
+      <w:proofErr w:type="spellStart"/>
       <w:r>
         <w:rPr>
           <w:sz w:val="24"/>
@@ -2084,12 +2174,14 @@
         </w:rPr>
         <w:t>Points_Transactions</w:t>
       </w:r>
-    </w:p>
-    <w:p>
-      <w:pPr>
+      <w:proofErr w:type="spellEnd"/>
+    </w:p>
+    <w:p>
+      <w:pPr>
+        <w:pStyle w:val="ListParagraph"/>
         <w:numPr>
           <w:ilvl w:val="0"/>
-          <w:numId w:val="16"/>
+          <w:numId w:val="22"/>
         </w:numPr>
         <w:jc w:val="both"/>
         <w:rPr>
@@ -2107,16 +2199,18 @@
     </w:p>
     <w:p>
       <w:pPr>
+        <w:pStyle w:val="ListParagraph"/>
         <w:numPr>
           <w:ilvl w:val="0"/>
-          <w:numId w:val="16"/>
-        </w:numPr>
-        <w:jc w:val="both"/>
-        <w:rPr>
-          <w:sz w:val="24"/>
-          <w:szCs w:val="24"/>
-        </w:rPr>
-      </w:pPr>
+          <w:numId w:val="22"/>
+        </w:numPr>
+        <w:jc w:val="both"/>
+        <w:rPr>
+          <w:sz w:val="24"/>
+          <w:szCs w:val="24"/>
+        </w:rPr>
+      </w:pPr>
+      <w:proofErr w:type="spellStart"/>
       <w:r>
         <w:rPr>
           <w:sz w:val="24"/>
@@ -2124,6 +2218,7 @@
         </w:rPr>
         <w:t>AI_Score</w:t>
       </w:r>
+      <w:proofErr w:type="spellEnd"/>
     </w:p>
     <w:p>
       <w:pPr>
@@ -2903,6 +2998,7 @@
                 <w:szCs w:val="24"/>
               </w:rPr>
             </w:pPr>
+            <w:proofErr w:type="spellStart"/>
             <w:r>
               <w:rPr>
                 <w:sz w:val="24"/>
@@ -2910,6 +3006,7 @@
               </w:rPr>
               <w:t>Preply</w:t>
             </w:r>
+            <w:proofErr w:type="spellEnd"/>
           </w:p>
         </w:tc>
         <w:tc>
@@ -5982,6 +6079,119 @@
     </w:lvl>
   </w:abstractNum>
   <w:abstractNum w:abstractNumId="19" w15:restartNumberingAfterBreak="0">
+    <w:nsid w:val="74EC649A"/>
+    <w:multiLevelType w:val="hybridMultilevel"/>
+    <w:tmpl w:val="6DE2E6EE"/>
+    <w:lvl w:ilvl="0" w:tplc="40090001">
+      <w:start w:val="1"/>
+      <w:numFmt w:val="bullet"/>
+      <w:lvlText w:val=""/>
+      <w:lvlJc w:val="left"/>
+      <w:pPr>
+        <w:ind w:left="720" w:hanging="360"/>
+      </w:pPr>
+      <w:rPr>
+        <w:rFonts w:ascii="Symbol" w:hAnsi="Symbol" w:hint="default"/>
+      </w:rPr>
+    </w:lvl>
+    <w:lvl w:ilvl="1" w:tplc="40090003" w:tentative="1">
+      <w:start w:val="1"/>
+      <w:numFmt w:val="bullet"/>
+      <w:lvlText w:val="o"/>
+      <w:lvlJc w:val="left"/>
+      <w:pPr>
+        <w:ind w:left="1440" w:hanging="360"/>
+      </w:pPr>
+      <w:rPr>
+        <w:rFonts w:ascii="Courier New" w:hAnsi="Courier New" w:cs="Courier New" w:hint="default"/>
+      </w:rPr>
+    </w:lvl>
+    <w:lvl w:ilvl="2" w:tplc="40090005" w:tentative="1">
+      <w:start w:val="1"/>
+      <w:numFmt w:val="bullet"/>
+      <w:lvlText w:val=""/>
+      <w:lvlJc w:val="left"/>
+      <w:pPr>
+        <w:ind w:left="2160" w:hanging="360"/>
+      </w:pPr>
+      <w:rPr>
+        <w:rFonts w:ascii="Wingdings" w:hAnsi="Wingdings" w:hint="default"/>
+      </w:rPr>
+    </w:lvl>
+    <w:lvl w:ilvl="3" w:tplc="40090001" w:tentative="1">
+      <w:start w:val="1"/>
+      <w:numFmt w:val="bullet"/>
+      <w:lvlText w:val=""/>
+      <w:lvlJc w:val="left"/>
+      <w:pPr>
+        <w:ind w:left="2880" w:hanging="360"/>
+      </w:pPr>
+      <w:rPr>
+        <w:rFonts w:ascii="Symbol" w:hAnsi="Symbol" w:hint="default"/>
+      </w:rPr>
+    </w:lvl>
+    <w:lvl w:ilvl="4" w:tplc="40090003" w:tentative="1">
+      <w:start w:val="1"/>
+      <w:numFmt w:val="bullet"/>
+      <w:lvlText w:val="o"/>
+      <w:lvlJc w:val="left"/>
+      <w:pPr>
+        <w:ind w:left="3600" w:hanging="360"/>
+      </w:pPr>
+      <w:rPr>
+        <w:rFonts w:ascii="Courier New" w:hAnsi="Courier New" w:cs="Courier New" w:hint="default"/>
+      </w:rPr>
+    </w:lvl>
+    <w:lvl w:ilvl="5" w:tplc="40090005" w:tentative="1">
+      <w:start w:val="1"/>
+      <w:numFmt w:val="bullet"/>
+      <w:lvlText w:val=""/>
+      <w:lvlJc w:val="left"/>
+      <w:pPr>
+        <w:ind w:left="4320" w:hanging="360"/>
+      </w:pPr>
+      <w:rPr>
+        <w:rFonts w:ascii="Wingdings" w:hAnsi="Wingdings" w:hint="default"/>
+      </w:rPr>
+    </w:lvl>
+    <w:lvl w:ilvl="6" w:tplc="40090001" w:tentative="1">
+      <w:start w:val="1"/>
+      <w:numFmt w:val="bullet"/>
+      <w:lvlText w:val=""/>
+      <w:lvlJc w:val="left"/>
+      <w:pPr>
+        <w:ind w:left="5040" w:hanging="360"/>
+      </w:pPr>
+      <w:rPr>
+        <w:rFonts w:ascii="Symbol" w:hAnsi="Symbol" w:hint="default"/>
+      </w:rPr>
+    </w:lvl>
+    <w:lvl w:ilvl="7" w:tplc="40090003" w:tentative="1">
+      <w:start w:val="1"/>
+      <w:numFmt w:val="bullet"/>
+      <w:lvlText w:val="o"/>
+      <w:lvlJc w:val="left"/>
+      <w:pPr>
+        <w:ind w:left="5760" w:hanging="360"/>
+      </w:pPr>
+      <w:rPr>
+        <w:rFonts w:ascii="Courier New" w:hAnsi="Courier New" w:cs="Courier New" w:hint="default"/>
+      </w:rPr>
+    </w:lvl>
+    <w:lvl w:ilvl="8" w:tplc="40090005" w:tentative="1">
+      <w:start w:val="1"/>
+      <w:numFmt w:val="bullet"/>
+      <w:lvlText w:val=""/>
+      <w:lvlJc w:val="left"/>
+      <w:pPr>
+        <w:ind w:left="6480" w:hanging="360"/>
+      </w:pPr>
+      <w:rPr>
+        <w:rFonts w:ascii="Wingdings" w:hAnsi="Wingdings" w:hint="default"/>
+      </w:rPr>
+    </w:lvl>
+  </w:abstractNum>
+  <w:abstractNum w:abstractNumId="20" w15:restartNumberingAfterBreak="0">
     <w:nsid w:val="76F44FDD"/>
     <w:multiLevelType w:val="multilevel"/>
     <w:tmpl w:val="457E6CCA"/>
@@ -6098,7 +6308,7 @@
       </w:pPr>
     </w:lvl>
   </w:abstractNum>
-  <w:abstractNum w:abstractNumId="20" w15:restartNumberingAfterBreak="0">
+  <w:abstractNum w:abstractNumId="21" w15:restartNumberingAfterBreak="0">
     <w:nsid w:val="7A124BEA"/>
     <w:multiLevelType w:val="multilevel"/>
     <w:tmpl w:val="45FC25BC"/>
@@ -6272,10 +6482,10 @@
     <w:abstractNumId w:val="2"/>
   </w:num>
   <w:num w:numId="9" w16cid:durableId="1987271068">
-    <w:abstractNumId w:val="19"/>
+    <w:abstractNumId w:val="20"/>
   </w:num>
   <w:num w:numId="10" w16cid:durableId="2080011821">
-    <w:abstractNumId w:val="20"/>
+    <w:abstractNumId w:val="21"/>
   </w:num>
   <w:num w:numId="11" w16cid:durableId="594486496">
     <w:abstractNumId w:val="16"/>
@@ -6309,6 +6519,9 @@
   </w:num>
   <w:num w:numId="21" w16cid:durableId="334723098">
     <w:abstractNumId w:val="5"/>
+  </w:num>
+  <w:num w:numId="22" w16cid:durableId="24719692">
+    <w:abstractNumId w:val="19"/>
   </w:num>
 </w:numbering>
 </file>
@@ -6917,7 +7130,6 @@
   <w:style w:type="character" w:default="1" w:styleId="DefaultParagraphFont">
     <w:name w:val="Default Paragraph Font"/>
     <w:uiPriority w:val="1"/>
-    <w:semiHidden/>
     <w:unhideWhenUsed/>
   </w:style>
   <w:style w:type="table" w:default="1" w:styleId="TableNormal">
